--- a/assets/formatos-fray/FTO-HPFBA-EXPC-IMG-SEI.docx
+++ b/assets/formatos-fray/FTO-HPFBA-EXPC-IMG-SEI.docx
@@ -1156,7 +1156,7 @@
         </w:rPr>
       </w:pPr>
       <w:r>
-        <w:t xml:space="preserve">M?dico adscrito: {{MEDICO_ADSCRITO}}                                      C?dula especialidad: {{CEDULA_ADSCRITO}}                    Firma: ________________</w:t>
+        <w:t xml:space="preserve">Médico adscrito: {{MEDICO_ADSCRITO}}                                      Cédula de especialidad: {{CEDULA_ADSCRITO}}                    Firma: ________________</w:t>
       </w:r>
     </w:p>
     <w:p>
